--- a/swh/docx/014.content.docx
+++ b/swh/docx/014.content.docx
@@ -224,36 +224,24 @@
         </w:rPr>
         <w:t xml:space="preserve"> na </w:t>
       </w:r>
-      <w:hyperlink r:id="rId13">
-        <w:r>
-          <w:rPr>
-            <w:lang w:val="sw_KE" w:bidi="sw_KE"/>
-          </w:rPr>
-          <w:rPr>
-            <w:color w:val="0000EE"/>
-            <w:u w:val="single"/>
-          </w:rPr>
-          <w:t>pepo</w:t>
-        </w:r>
-      </w:hyperlink>
+      <w:r>
+        <w:rPr>
+          <w:lang w:val="sw_KE" w:bidi="sw_KE"/>
+        </w:rPr>
+        <w:t>pepo</w:t>
+      </w:r>
       <w:r>
         <w:rPr>
           <w:lang w:val="sw_KE" w:bidi="sw_KE"/>
         </w:rPr>
         <w:t xml:space="preserve"> mchafu - yuko chini ya </w:t>
       </w:r>
-      <w:hyperlink r:id="rId14">
-        <w:r>
-          <w:rPr>
-            <w:lang w:val="sw_KE" w:bidi="sw_KE"/>
-          </w:rPr>
-          <w:rPr>
-            <w:color w:val="0000EE"/>
-            <w:u w:val="single"/>
-          </w:rPr>
-          <w:t>udhibiti</w:t>
-        </w:r>
-      </w:hyperlink>
+      <w:r>
+        <w:rPr>
+          <w:lang w:val="sw_KE" w:bidi="sw_KE"/>
+        </w:rPr>
+        <w:t>udhibiti</w:t>
+      </w:r>
       <w:r>
         <w:rPr>
           <w:lang w:val="sw_KE" w:bidi="sw_KE"/>
@@ -274,18 +262,12 @@
         </w:rPr>
         <w:t xml:space="preserve">Pepo pia anaweza kumpa mtu nguvu maalum, ili mtu huyo ajue mambo ambayo yanafichwa kwa watu wengine. Katika tamaduni zinazozunguka </w:t>
       </w:r>
-      <w:hyperlink r:id="rId15">
-        <w:r>
-          <w:rPr>
-            <w:lang w:val="sw_KE" w:bidi="sw_KE"/>
-          </w:rPr>
-          <w:rPr>
-            <w:color w:val="0000EE"/>
-            <w:u w:val="single"/>
-          </w:rPr>
-          <w:t>Israeli</w:t>
-        </w:r>
-      </w:hyperlink>
+      <w:r>
+        <w:rPr>
+          <w:lang w:val="sw_KE" w:bidi="sw_KE"/>
+        </w:rPr>
+        <w:t>Israeli</w:t>
+      </w:r>
       <w:r>
         <w:rPr>
           <w:lang w:val="sw_KE" w:bidi="sw_KE"/>
@@ -294,26 +276,428 @@
       </w:r>
       <w:r>
         <w:rPr>
+          <w:lang w:val="sw_KE" w:bidi="sw_KE"/>
+        </w:rPr>
+        <w:t>Waisraeli</w:t>
+      </w:r>
+      <w:r>
+        <w:rPr>
+          <w:lang w:val="sw_KE" w:bidi="sw_KE"/>
+        </w:rPr>
+        <w:t xml:space="preserve"> kufanya hivi.</w:t>
+      </w:r>
+      <w:r>
+        <w:rPr>
+          <w:lang w:val="sw_KE" w:bidi="sw_KE"/>
+        </w:rPr>
+      </w:r>
+      <w:r>
+        <w:rPr>
+          <w:lang w:val="sw_KE" w:bidi="sw_KE"/>
+        </w:rPr>
+      </w:r>
+    </w:p>
+    <w:p>
+      <w:pPr/>
+      <w:r>
+        <w:rPr>
+          <w:lang w:val="sw_KE" w:bidi="sw_KE"/>
+        </w:rPr>
+      </w:r>
+    </w:p>
+    <w:p>
+      <w:pPr>
+        <w:pStyle w:val="Heading2"/>
+      </w:pPr>
+      <w:r>
+        <w:rPr>
+          <w:lang w:val="sw_KE" w:bidi="sw_KE"/>
+        </w:rPr>
+        <w:t>paradiso</w:t>
+      </w:r>
+      <w:r>
+        <w:rPr>
+          <w:lang w:val="sw_KE" w:bidi="sw_KE"/>
+        </w:rPr>
+      </w:r>
+    </w:p>
+    <w:p>
+      <w:pPr/>
+      <w:r>
+        <w:rPr>
+          <w:lang w:val="sw_KE" w:bidi="sw_KE"/>
+        </w:rPr>
+      </w:r>
+      <w:r>
+        <w:rPr>
+          <w:lang w:val="sw_KE" w:bidi="sw_KE"/>
+        </w:rPr>
+        <w:t xml:space="preserve">Neno </w:t>
+      </w:r>
+      <w:r>
+        <w:rPr>
           <w:b/>
           <w:lang w:val="sw_KE" w:bidi="sw_KE"/>
         </w:rPr>
+        <w:t>paradiso</w:t>
+      </w:r>
+      <w:r>
+        <w:rPr>
+          <w:lang w:val="sw_KE" w:bidi="sw_KE"/>
+        </w:rPr>
+        <w:t xml:space="preserve"> kwanza ilimaanisha bustani nzuri, mahali iliyo na miti nzuri na maua ambayo watu wanaweza kufurahia. Watu walipofikiri kuhusu bustani ya peponi, walifikiri kama mahali pa furaha na furaha. Kwa hivyo baadaye watu walianza kutumia neno hili kuelezea mahali pazuri ambapo watu ambao ni sahihi na Mungu wataishi na Mungu baada ya kifo.</w:t>
+      </w:r>
+    </w:p>
+    <w:p>
+      <w:pPr/>
+      <w:r>
+        <w:rPr>
+          <w:lang w:val="sw_KE" w:bidi="sw_KE"/>
+        </w:rPr>
+      </w:r>
+      <w:r>
+        <w:rPr>
+          <w:lang w:val="sw_KE" w:bidi="sw_KE"/>
+        </w:rPr>
+        <w:t>Katika kitabu cha kwanza cha Biblia, Mungu aliwaumba wanadamu wa kwanza: Adamu na Hawa. Kwanza waliishi katika bustani nzuri, kama peponi. Katika bustani hii kulikuwa na mti wa uzima, na mti wa maarifa ya mema na mabaya. Mungu alikuwa amekataza Adamu na Hawa kula kutoka kwa mti wa ujuzi wa mema na mabaya. Adamu na Hawa hawakutii Mungu, na kwa sababu ya hiyo, walipaswa kuondoka bustani hii. Kwa sababu walipaswa kuondoka bustani hii, walipoteza ufikiaji wa mti wa uzima pia.</w:t>
+      </w:r>
+    </w:p>
+    <w:p>
+      <w:pPr/>
+      <w:r>
+        <w:rPr>
+          <w:lang w:val="sw_KE" w:bidi="sw_KE"/>
+        </w:rPr>
+      </w:r>
+      <w:r>
+        <w:rPr>
+          <w:lang w:val="sw_KE" w:bidi="sw_KE"/>
+        </w:rPr>
+        <w:t>Katika kitabu cha mwisho cha Biblia, Ufunuo, Yesu anasema kwamba kuna mti wa uzima katika paradiso ya Mungu. Watu ambao watakuwa waaminifu na kumtii kwa Yesu wanaweza kula kutoka kwa mti huu wa uzima! Hii inamaanisha kwamba wanaweza kuishi milele katika uhusiano mzuri na Mungu.</w:t>
+      </w:r>
+      <w:r>
+        <w:rPr>
+          <w:lang w:val="sw_KE" w:bidi="sw_KE"/>
+        </w:rPr>
+      </w:r>
+      <w:r>
+        <w:rPr>
+          <w:lang w:val="sw_KE" w:bidi="sw_KE"/>
+        </w:rPr>
+      </w:r>
+    </w:p>
+    <w:p>
+      <w:pPr/>
+      <w:r>
+        <w:rPr>
+          <w:lang w:val="sw_KE" w:bidi="sw_KE"/>
+        </w:rPr>
+      </w:r>
+    </w:p>
+    <w:p>
+      <w:pPr>
+        <w:pStyle w:val="Heading2"/>
+      </w:pPr>
+      <w:r>
+        <w:rPr>
+          <w:lang w:val="sw_KE" w:bidi="sw_KE"/>
+        </w:rPr>
+        <w:t>Pasaka</w:t>
+      </w:r>
+      <w:r>
+        <w:rPr>
+          <w:lang w:val="sw_KE" w:bidi="sw_KE"/>
+        </w:rPr>
+      </w:r>
+    </w:p>
+    <w:p>
+      <w:pPr/>
+      <w:r>
+        <w:rPr>
+          <w:lang w:val="sw_KE" w:bidi="sw_KE"/>
+        </w:rPr>
+      </w:r>
+      <w:r>
+        <w:rPr>
+          <w:lang w:val="sw_KE" w:bidi="sw_KE"/>
+        </w:rPr>
+        <w:t>Pasaka ni tamasha muhimu la Kiyahudi ambalo pia linaitwa Tamasha la Mkate Usiotiwa chachu.</w:t>
+      </w:r>
+    </w:p>
+    <w:p>
+      <w:pPr/>
+      <w:r>
+        <w:rPr>
+          <w:lang w:val="sw_KE" w:bidi="sw_KE"/>
+        </w:rPr>
+      </w:r>
+      <w:r>
+        <w:rPr>
+          <w:lang w:val="sw_KE" w:bidi="sw_KE"/>
+        </w:rPr>
+        <w:t xml:space="preserve"> Karamu hii iliwakumbusha watu kuhusu wakati muhimu sana katika historia ya Israeli.</w:t>
+      </w:r>
+    </w:p>
+    <w:p>
+      <w:pPr/>
+      <w:r>
+        <w:rPr>
+          <w:lang w:val="sw_KE" w:bidi="sw_KE"/>
+        </w:rPr>
+      </w:r>
+      <w:r>
+        <w:rPr>
+          <w:lang w:val="sw_KE" w:bidi="sw_KE"/>
+        </w:rPr>
+        <w:t>kwa muda mrefu sana, kizazi cha Ibrahimu, Waisraeli, walikuwa watumwa Misri. Waisraeli walikuwa wameishi Misri kwa miaka mia nne! Mungu a</w:t>
+      </w:r>
+      <w:r>
+        <w:rPr>
+          <w:lang w:val="sw_KE" w:bidi="sw_KE"/>
+        </w:rPr>
+        <w:t>limwita mmoja wa Waisraeli, Musa, kuwaongoza Waisraeli kutoka Misri na kurudi Kanaani, nchi ambayo Mungu alikuwa ameahidi kumpa kizazi cha Ibrahimu. Mfalme wa Misri hakuruhusu tu kikundu hiki kikubwa cha watumwa kutembea nje ya nchi yake.</w:t>
+      </w:r>
+      <w:r>
+        <w:rPr>
+          <w:lang w:val="sw_KE" w:bidi="sw_KE"/>
+        </w:rPr>
+        <w:t xml:space="preserve"> Mfalme alifanya mambo kuwa magumu sana kwa Waisraeli, lakini Mungu alituma mapigo tisa kwa Wamisri ili kumlazimisha mfalme awaache watu waende zao. wakati wa kila tauni Mfalme aliahidi kuwa wana Israeli wanaeza enda punde tu Mungu alaiposimamisha tauni, Mfalme alibadilisha mawazo yake tena. </w:t>
+      </w:r>
+      <w:r>
+        <w:rPr>
+          <w:lang w:val="sw_KE" w:bidi="sw_KE"/>
+        </w:rPr>
+        <w:t>Na kwa hivyo, Mungu alisababisha pigo la kumi na la kutisha zaidi la yote: Mungu alimtuma malaika kumuua mwana mkubwa zaidi katika kila nyumba Misri. Waisraeli wawe kondoo ambao ni mnyama, kondoo mchanga na kupaka damu ya mwana-kondoo huyu kwenye miimo ya milango ya nyumba zao. Huo wakati malaika ambaye Mungu alikuwa amemtuma aliona damu ya mwana-kondoo mlangoni mwa nyumba, angeweza kuruka nyumba hiyo na kumuua kijana mkubwa katika familia hiyo.</w:t>
+      </w:r>
+    </w:p>
+    <w:p>
+      <w:pPr/>
+      <w:r>
+        <w:rPr>
+          <w:lang w:val="sw_KE" w:bidi="sw_KE"/>
+        </w:rPr>
+      </w:r>
+      <w:r>
+        <w:rPr>
+          <w:lang w:val="sw_KE" w:bidi="sw_KE"/>
+        </w:rPr>
+        <w:t>Usiku huo huo, Waisraeli walipaswa kula nyama ya mwana-kondoo huyu kwa njia maalum. Walikuwa na kula nyama pamoja na mboga uchungu na mkate ambao walikuwa wameandaa haraka tofauti na njia ya kawaida ambayo waliandaa mkate, ambayo ilichukua muda mrefu. Walipaswa kula mlo huu wakiwa wamesimama, wote wamevaa tayari kuanza kusafiri! Kwa sababu wakati wa usiku huu, wangekuwa wakiondoka Misri.</w:t>
+      </w:r>
+    </w:p>
+    <w:p>
+      <w:pPr/>
+      <w:r>
+        <w:rPr>
+          <w:lang w:val="sw_KE" w:bidi="sw_KE"/>
+        </w:rPr>
+      </w:r>
+      <w:r>
+        <w:rPr>
+          <w:lang w:val="sw_KE" w:bidi="sw_KE"/>
+        </w:rPr>
+        <w:t>Usiku huo malaika kutoka kwa Mungu aliwaua wana wote wa kwanza Misri, isipokuwa wana wa Waisraeli, kwa sababu walikuwa na damu milango yao. Usiku huo, mfalme wa Misri hatimaye aliwaruhusu Waisraeli waende zao. Waisraeli walianza safari yao ndefu kuelekea nchi ambayo Mungu alikuwa ameahidi kuwapa! Hawakuwa watumwa tena. Kuanzia wakati huo na kuendelea, Waisraeli wangekumbuka jinsi Mungu alivyowapa uhuru kutoka kwa Misri kwa kusherehekea tamasha la Pasaka kila mwaka. Jina Pasaka linamaanisha "kuruka juu" au "kukanyaga nje." Jina hili liliwakumbusha Waisraeli jinsi malaika alikuwa juu ya nyumba za Waisraeli, na hakuwaua wana wao wakubwa.</w:t>
+      </w:r>
+    </w:p>
+    <w:p>
+      <w:pPr/>
+      <w:r>
+        <w:rPr>
+          <w:lang w:val="sw_KE" w:bidi="sw_KE"/>
+        </w:rPr>
+      </w:r>
+      <w:r>
+        <w:rPr>
+          <w:lang w:val="sw_KE" w:bidi="sw_KE"/>
+        </w:rPr>
+        <w:t>Kila wakati Waisraeli waliadhimisha Pasaka, walimchinja tena mwana-kondoo na kula nyama hii pamoja na mboga uchungu na mkate ambao ulikuwa umeandaliwa haraka sana. Mwanakondoo aliwakumbusha jinsi Mungu alivyowaokoa wana wao wakubwa. Mimea machungu iliwakumbusha uchungu ambao walikuwa wamekabiliana nao wakati walikuwa watumwa. Na mkate ambao uliandaliwa haraka uliwakumbusha kwamba Mungu aliwaokoa kutoka Misri na kwamba ghafla walipaswa kuondoka haraka.</w:t>
+      </w:r>
+    </w:p>
+    <w:p>
+      <w:pPr/>
+      <w:r>
+        <w:rPr>
+          <w:lang w:val="sw_KE" w:bidi="sw_KE"/>
+        </w:rPr>
+      </w:r>
+      <w:r>
+        <w:rPr>
+          <w:lang w:val="sw_KE" w:bidi="sw_KE"/>
+        </w:rPr>
+        <w:t xml:space="preserve">Mungu alikuwa amewaambia Waisraeli kwamba karamu Pasaka ya kila mwaka inapaswa kuunganishwa na siku saba za </w:t>
+      </w:r>
+      <w:r>
+        <w:rPr>
+          <w:lang w:val="sw_KE" w:bidi="sw_KE"/>
+        </w:rPr>
+        <w:t>Karamu ya Mikate isiyotiwa chachu</w:t>
+      </w:r>
+      <w:r>
+        <w:rPr>
+          <w:lang w:val="sw_KE" w:bidi="sw_KE"/>
+        </w:rPr>
+        <w:t>. Wakati wa siku hizi saba wanapaswa kula mkate maalum ambao ulikuwa umeandaliwa haraka. Kwa kawaida, Waisraeli walifanya mkate kuruhusu unga, mchanganyiko wa unga na wapumzike kwa masaa kadhaa, au usiku mmoja, kabla kuoka mkate. Kusubiri kwa mrefu viputo vya hewa vikubwa vilivyosababisha vipovu vya hewa kukua ndani ya unga, na ilifanya mkubwa laini na kuwa mkubwa zaidi. Kila wakati ambao walioka mkate, wangeweka unga hadi wakati ujao. Kipande hiki cha unga kilibaki kiliitwa chachu. Wakati mwingine wangeoka mkate, wangechukua chachu ambayo walikuwa wamehifadhi wakati uliopita na kuongezea kwenye unga mpya. Hii ilisaidia unga kuwa mkubwa na laini zaidi.</w:t>
+      </w:r>
+    </w:p>
+    <w:p>
+      <w:pPr/>
+      <w:r>
+        <w:rPr>
+          <w:lang w:val="sw_KE" w:bidi="sw_KE"/>
+        </w:rPr>
+      </w:r>
+      <w:r>
+        <w:rPr>
+          <w:lang w:val="sw_KE" w:bidi="sw_KE"/>
+        </w:rPr>
+        <w:t>Waisraeli walikuwa wakiondoka Misri usiku wa kwanza wa Pasaka, hawakuwa na wakati wa kuoka mkate kwa njia hii. Na Mungu aliwaambia watengeneze mkate bila chachu. Mkate ambao hutengenezwa bila chachu ni bapa na mwembamba; ni unga tu na maji ambayo hurepozwa na kuvinjari tambarare, kisha kuokwa moto. Mkate huu uliitwa mkate usiotiwa chachu. Kwa hivyo, karamu hii inaitwa karamu ya mkate usiotiwa chachu. Wakati wa siku saba za karamu hii, Waisraeli hawakuweza kuweka hata sehemu ndogo ya chachu nyumbani kwao. Kabla ya karamu kuanza, walipaswa kutupa chachu yoyote ambayo bado walikuwa nayo.</w:t>
+      </w:r>
+    </w:p>
+    <w:p>
+      <w:pPr/>
+      <w:r>
+        <w:rPr>
+          <w:lang w:val="sw_KE" w:bidi="sw_KE"/>
+        </w:rPr>
+      </w:r>
+      <w:r>
+        <w:rPr>
+          <w:lang w:val="sw_KE" w:bidi="sw_KE"/>
+        </w:rPr>
+        <w:t>Kwa sababu Pasaka na Karamu ya Mikate isiyotiwa chachu iliadhimiswa pamoja, majina ya karamu mara nyingi yanatumiwa kwa kubadilishana.</w:t>
+      </w:r>
+    </w:p>
+    <w:p>
+      <w:pPr/>
+      <w:r>
+        <w:rPr>
+          <w:lang w:val="sw_KE" w:bidi="sw_KE"/>
+        </w:rPr>
+      </w:r>
+      <w:r>
+        <w:rPr>
+          <w:lang w:val="sw_KE" w:bidi="sw_KE"/>
+        </w:rPr>
+        <w:t xml:space="preserve">Katika Agano Jipya, chachu wakati mwingine inatumiwa kama </w:t>
+      </w:r>
+      <w:r>
+        <w:rPr>
+          <w:lang w:val="sw_KE" w:bidi="sw_KE"/>
+        </w:rPr>
+        <w:t>ishara</w:t>
+      </w:r>
+      <w:r>
+        <w:rPr>
+          <w:lang w:val="sw_KE" w:bidi="sw_KE"/>
+        </w:rPr>
+        <w:t xml:space="preserve"> ya dhambi ambayo tunapaswa kuondoa katika maisha yetu.</w:t>
+      </w:r>
+      <w:r>
+        <w:rPr>
+          <w:lang w:val="sw_KE" w:bidi="sw_KE"/>
+        </w:rPr>
+      </w:r>
+      <w:r>
+        <w:rPr>
+          <w:lang w:val="sw_KE" w:bidi="sw_KE"/>
+        </w:rPr>
+      </w:r>
+    </w:p>
+    <w:p>
+      <w:pPr/>
+      <w:r>
+        <w:rPr>
+          <w:lang w:val="sw_KE" w:bidi="sw_KE"/>
+        </w:rPr>
+      </w:r>
+    </w:p>
+    <w:p>
+      <w:pPr>
+        <w:pStyle w:val="Heading2"/>
+      </w:pPr>
+      <w:r>
+        <w:rPr>
+          <w:lang w:val="sw_KE" w:bidi="sw_KE"/>
+        </w:rPr>
+        <w:t>patakatifu</w:t>
+      </w:r>
+      <w:r>
+        <w:rPr>
+          <w:lang w:val="sw_KE" w:bidi="sw_KE"/>
+        </w:rPr>
+      </w:r>
+    </w:p>
+    <w:p>
+      <w:pPr/>
+      <w:r>
+        <w:rPr>
+          <w:lang w:val="sw_KE" w:bidi="sw_KE"/>
+        </w:rPr>
+      </w:r>
+      <w:r>
+        <w:rPr>
+          <w:lang w:val="sw_KE" w:bidi="sw_KE"/>
+        </w:rPr>
+        <w:t xml:space="preserve">Neno patakatifu linamaanisha mahali </w:t>
+      </w:r>
+      <w:r>
+        <w:rPr>
+          <w:lang w:val="sw_KE" w:bidi="sw_KE"/>
+        </w:rPr>
+        <w:t>patakatifu</w:t>
+      </w:r>
+      <w:r>
+        <w:rPr>
+          <w:lang w:val="sw_KE" w:bidi="sw_KE"/>
+        </w:rPr>
+        <w:t xml:space="preserve">-mahali ambapo pametengwa kwa </w:t>
+      </w:r>
+      <w:r>
+        <w:rPr>
+          <w:lang w:val="sw_KE" w:bidi="sw_KE"/>
+        </w:rPr>
+        <w:t>ibada</w:t>
+      </w:r>
+      <w:r>
+        <w:rPr>
+          <w:lang w:val="sw_KE" w:bidi="sw_KE"/>
+        </w:rPr>
+        <w:t xml:space="preserve"> ya Mungu. Neno patakatifu wakati mwingine linatumiwa kama neno lingine kuelezea Hekalu la </w:t>
+      </w:r>
+      <w:r>
+        <w:rPr>
+          <w:lang w:val="sw_KE" w:bidi="sw_KE"/>
+        </w:rPr>
+        <w:t>Mungu</w:t>
+      </w:r>
+      <w:r>
+        <w:rPr>
+          <w:lang w:val="sw_KE" w:bidi="sw_KE"/>
+        </w:rPr>
+        <w:t xml:space="preserve">. Kisha linamaanisha hasa sehemu ya kati ya hekalu. Neno hekalu linaweza kutumika kwa jengo na pia kwa ua zinazozunguka, lakini neno patakatifu linatumiwa tu kwa jengo. Neno patakatifu pia linaweza kurejelea </w:t>
+      </w:r>
+      <w:r>
+        <w:rPr>
+          <w:lang w:val="sw_KE" w:bidi="sw_KE"/>
+        </w:rPr>
+        <w:t>Hema</w:t>
+      </w:r>
+      <w:r>
+        <w:rPr>
+          <w:lang w:val="sw_KE" w:bidi="sw_KE"/>
+        </w:rPr>
+        <w:t xml:space="preserve"> ya Kukutania, hema ya kubebeka ambayo </w:t>
+      </w:r>
+      <w:r>
+        <w:rPr>
+          <w:lang w:val="sw_KE" w:bidi="sw_KE"/>
+        </w:rPr>
         <w:t>Waisraeli</w:t>
       </w:r>
       <w:r>
         <w:rPr>
           <w:lang w:val="sw_KE" w:bidi="sw_KE"/>
         </w:rPr>
-        <w:t xml:space="preserve"> kufanya hivi.</w:t>
-      </w:r>
-      <w:r>
-        <w:rPr>
-          <w:lang w:val="sw_KE" w:bidi="sw_KE"/>
-        </w:rPr>
-      </w:r>
-      <w:r>
-        <w:rPr>
-          <w:lang w:val="sw_KE" w:bidi="sw_KE"/>
-        </w:rPr>
+        <w:t xml:space="preserve"> walitumia kama mahali pa ibada kabla ya kujenga Hekalu.</w:t>
       </w:r>
     </w:p>
     <w:p>
@@ -323,6 +707,54 @@
           <w:lang w:val="sw_KE" w:bidi="sw_KE"/>
         </w:rPr>
       </w:r>
+      <w:r>
+        <w:rPr>
+          <w:lang w:val="sw_KE" w:bidi="sw_KE"/>
+        </w:rPr>
+        <w:t xml:space="preserve">Kwa sababu </w:t>
+      </w:r>
+      <w:r>
+        <w:rPr>
+          <w:lang w:val="sw_KE" w:bidi="sw_KE"/>
+        </w:rPr>
+        <w:t>Roho Mtakatifu</w:t>
+      </w:r>
+      <w:r>
+        <w:rPr>
+          <w:lang w:val="sw_KE" w:bidi="sw_KE"/>
+        </w:rPr>
+        <w:t xml:space="preserve"> anaishi </w:t>
+      </w:r>
+      <w:r>
+        <w:rPr>
+          <w:lang w:val="sw_KE" w:bidi="sw_KE"/>
+        </w:rPr>
+        <w:t>ndani</w:t>
+      </w:r>
+      <w:r>
+        <w:rPr>
+          <w:lang w:val="sw_KE" w:bidi="sw_KE"/>
+        </w:rPr>
+        <w:t xml:space="preserve"> ya waumini wa Yesu, Paulo aliwaambia waumini kwamba mwili wao pia ni patakatifu kwa Mungu. Na kwa hivyo hata miili yetu inafaa kuwa ya ibada ya Mungu!</w:t>
+      </w:r>
+      <w:r>
+        <w:rPr>
+          <w:lang w:val="sw_KE" w:bidi="sw_KE"/>
+        </w:rPr>
+      </w:r>
+      <w:r>
+        <w:rPr>
+          <w:lang w:val="sw_KE" w:bidi="sw_KE"/>
+        </w:rPr>
+      </w:r>
+    </w:p>
+    <w:p>
+      <w:pPr/>
+      <w:r>
+        <w:rPr>
+          <w:lang w:val="sw_KE" w:bidi="sw_KE"/>
+        </w:rPr>
+      </w:r>
     </w:p>
     <w:p>
       <w:pPr>
@@ -332,7 +764,7 @@
         <w:rPr>
           <w:lang w:val="sw_KE" w:bidi="sw_KE"/>
         </w:rPr>
-        <w:t>paradiso</w:t>
+        <w:t>pentekoste</w:t>
       </w:r>
       <w:r>
         <w:rPr>
@@ -349,22 +781,64 @@
       </w:r>
       <w:r>
         <w:rPr>
-          <w:lang w:val="sw_KE" w:bidi="sw_KE"/>
-        </w:rPr>
-        <w:t xml:space="preserve">Neno </w:t>
-      </w:r>
-      <w:r>
-        <w:rPr>
           <w:b/>
           <w:lang w:val="sw_KE" w:bidi="sw_KE"/>
         </w:rPr>
-        <w:t>paradiso</w:t>
-      </w:r>
-      <w:r>
-        <w:rPr>
-          <w:lang w:val="sw_KE" w:bidi="sw_KE"/>
-        </w:rPr>
-        <w:t xml:space="preserve"> kwanza ilimaanisha bustani nzuri, mahali iliyo na miti nzuri na maua ambayo watu wanaweza kufurahia. Watu walipofikiri kuhusu bustani ya peponi, walifikiri kama mahali pa furaha na furaha. Kwa hivyo baadaye watu walianza kutumia neno hili kuelezea mahali pazuri ambapo watu ambao ni sahihi na Mungu wataishi na Mungu baada ya kifo.</w:t>
+        <w:t>Pentekoste</w:t>
+      </w:r>
+      <w:r>
+        <w:rPr>
+          <w:lang w:val="sw_KE" w:bidi="sw_KE"/>
+        </w:rPr>
+        <w:t xml:space="preserve"> ni neno ambalo katika lugha ya Kigiriki linamaanisha nambari "hamsini." Pentekoste ilikuwa jina la tamasha la Kiyahudi ambalo watu waliadhimisha wiki saba, au siku hamsini baada ya karamu ya </w:t>
+      </w:r>
+      <w:r>
+        <w:rPr>
+          <w:lang w:val="sw_KE" w:bidi="sw_KE"/>
+        </w:rPr>
+        <w:t>Pasaka</w:t>
+      </w:r>
+      <w:r>
+        <w:rPr>
+          <w:lang w:val="sw_KE" w:bidi="sw_KE"/>
+        </w:rPr>
+        <w:t xml:space="preserve">. Wayahudi pia waliita tamasha hili "tamasha la majuma," "tamasha la mavuno," au "tamasha la matunda ya kwanza." Tamasha la Pentekoste liliadhimisha mwisho wa mavuno ya nafaka ya shayiri na mwanzo wa msimu ujao wa mavuno. Wakati wa tamasha hili, kila </w:t>
+      </w:r>
+      <w:r>
+        <w:rPr>
+          <w:lang w:val="sw_KE" w:bidi="sw_KE"/>
+        </w:rPr>
+        <w:t>Myahudi</w:t>
+      </w:r>
+      <w:r>
+        <w:rPr>
+          <w:lang w:val="sw_KE" w:bidi="sw_KE"/>
+        </w:rPr>
+        <w:t xml:space="preserve"> ambaye aliweza kusafiri hadi </w:t>
+      </w:r>
+      <w:r>
+        <w:rPr>
+          <w:lang w:val="sw_KE" w:bidi="sw_KE"/>
+        </w:rPr>
+        <w:t>Yerusalemu</w:t>
+      </w:r>
+      <w:r>
+        <w:rPr>
+          <w:lang w:val="sw_KE" w:bidi="sw_KE"/>
+        </w:rPr>
+        <w:t xml:space="preserve"> kuleta dhabihu na sadaka kwa </w:t>
+      </w:r>
+      <w:r>
+        <w:rPr>
+          <w:lang w:val="sw_KE" w:bidi="sw_KE"/>
+        </w:rPr>
+        <w:t>Mungu</w:t>
+      </w:r>
+      <w:r>
+        <w:rPr>
+          <w:lang w:val="sw_KE" w:bidi="sw_KE"/>
+        </w:rPr>
+        <w:t xml:space="preserve"> kumshukuru Mungu kwa mavuno na kumpa Mungu sehemu ya mazao ya kwanza waliyovuna. Wayahudi walikuwa wakimwambia Mungu kwamba waliamini kwamba mavuno yao yote yalikuwa ya Yeye.</w:t>
       </w:r>
     </w:p>
     <w:p>
@@ -378,7 +852,41 @@
         <w:rPr>
           <w:lang w:val="sw_KE" w:bidi="sw_KE"/>
         </w:rPr>
-        <w:t>Katika kitabu cha kwanza cha Biblia, Mungu aliwaumba wanadamu wa kwanza: Adamu na Hawa. Kwanza waliishi katika bustani nzuri, kama peponi. Katika bustani hii kulikuwa na mti wa uzima, na mti wa maarifa ya mema na mabaya. Mungu alikuwa amekataza Adamu na Hawa kula kutoka kwa mti wa ujuzi wa mema na mabaya. Adamu na Hawa hawakutii Mungu, na kwa sababu ya hiyo, walipaswa kuondoka bustani hii. Kwa sababu walipaswa kuondoka bustani hii, walipoteza ufikiaji wa mti wa uzima pia.</w:t>
+        <w:t xml:space="preserve">Katika Agano Jipya, tunajua tamasha la Pentekoste hasa kwa sababu siku hii Mungu alimtuma </w:t>
+      </w:r>
+      <w:r>
+        <w:rPr>
+          <w:lang w:val="sw_KE" w:bidi="sw_KE"/>
+        </w:rPr>
+        <w:t>Roho wake Mtakatifu</w:t>
+      </w:r>
+      <w:r>
+        <w:rPr>
+          <w:lang w:val="sw_KE" w:bidi="sw_KE"/>
+        </w:rPr>
+        <w:t xml:space="preserve"> kwa wafuasi wa Yesu na kuwafanya wazungumze katika lugha tofauti. Katika siku hii, wafuasi wa Yesu kwa mara ya kwanza walianza kuwaambia watu wengine kwamba Yesu alikuwa amekufa lakini alikuwa hai tena. Watu wengi walikuwa wamekuja Yerusalemu kusherehekea tamasha hili na kuleta sadaka zao kwa Mungu katika hekalu </w:t>
+      </w:r>
+      <w:r>
+        <w:rPr>
+          <w:lang w:val="sw_KE" w:bidi="sw_KE"/>
+        </w:rPr>
+        <w:t>katika</w:t>
+      </w:r>
+      <w:r>
+        <w:rPr>
+          <w:lang w:val="sw_KE" w:bidi="sw_KE"/>
+        </w:rPr>
+        <w:t xml:space="preserve"> Yerusalemu. Kwa hivyo watu wengi waliwasikia wafuasi wakisimulia habari njema kuhusu jinsi Yesu alivyokufa na kuwa hai tena. Watu wengi waliamini kile ambacho wafuasi wa Yesu walisema na kuwa wafuasi wa Yesu pia. Huu ulikuwa mwanzo wa kanisa! Tunaweza kusikia kuhusu hii katika mwanzo wa kitabu cha Matendo.</w:t>
+      </w:r>
+      <w:r>
+        <w:rPr>
+          <w:lang w:val="sw_KE" w:bidi="sw_KE"/>
+        </w:rPr>
+      </w:r>
+      <w:r>
+        <w:rPr>
+          <w:lang w:val="sw_KE" w:bidi="sw_KE"/>
+        </w:rPr>
       </w:r>
     </w:p>
     <w:p>
@@ -388,16 +896,16 @@
           <w:lang w:val="sw_KE" w:bidi="sw_KE"/>
         </w:rPr>
       </w:r>
-      <w:r>
-        <w:rPr>
-          <w:lang w:val="sw_KE" w:bidi="sw_KE"/>
-        </w:rPr>
-        <w:t>Katika kitabu cha mwisho cha Biblia, Ufunuo, Yesu anasema kwamba kuna mti wa uzima katika paradiso ya Mungu. Watu ambao watakuwa waaminifu na kumtii kwa Yesu wanaweza kula kutoka kwa mti huu wa uzima! Hii inamaanisha kwamba wanaweza kuishi milele katika uhusiano mzuri na Mungu.</w:t>
-      </w:r>
-      <w:r>
-        <w:rPr>
-          <w:lang w:val="sw_KE" w:bidi="sw_KE"/>
-        </w:rPr>
+    </w:p>
+    <w:p>
+      <w:pPr>
+        <w:pStyle w:val="Heading2"/>
+      </w:pPr>
+      <w:r>
+        <w:rPr>
+          <w:lang w:val="sw_KE" w:bidi="sw_KE"/>
+        </w:rPr>
+        <w:t>pepo</w:t>
       </w:r>
       <w:r>
         <w:rPr>
@@ -412,6 +920,221 @@
           <w:lang w:val="sw_KE" w:bidi="sw_KE"/>
         </w:rPr>
       </w:r>
+      <w:r>
+        <w:rPr>
+          <w:lang w:val="sw_KE" w:bidi="sw_KE"/>
+        </w:rPr>
+        <w:t xml:space="preserve">Misemo </w:t>
+      </w:r>
+      <w:r>
+        <w:rPr>
+          <w:b/>
+          <w:lang w:val="sw_KE" w:bidi="sw_KE"/>
+        </w:rPr>
+        <w:t>pepo</w:t>
+      </w:r>
+      <w:r>
+        <w:rPr>
+          <w:lang w:val="sw_KE" w:bidi="sw_KE"/>
+        </w:rPr>
+        <w:t xml:space="preserve">, pepo </w:t>
+      </w:r>
+      <w:r>
+        <w:rPr>
+          <w:lang w:val="sw_KE" w:bidi="sw_KE"/>
+        </w:rPr>
+        <w:t>wabaya</w:t>
+      </w:r>
+      <w:r>
+        <w:rPr>
+          <w:lang w:val="sw_KE" w:bidi="sw_KE"/>
+        </w:rPr>
+        <w:t xml:space="preserve">, au </w:t>
+      </w:r>
+      <w:r>
+        <w:rPr>
+          <w:b/>
+          <w:lang w:val="sw_KE" w:bidi="sw_KE"/>
+        </w:rPr>
+        <w:t>pepo mchafu</w:t>
+      </w:r>
+      <w:r>
+        <w:rPr>
+          <w:lang w:val="sw_KE" w:bidi="sw_KE"/>
+        </w:rPr>
+        <w:t xml:space="preserve"> zinarejelea kitu kimoja. Pepo ni pepo anayemwasi Mungu. Kiongozi wa pepo wote anaitwa </w:t>
+      </w:r>
+      <w:r>
+        <w:rPr>
+          <w:lang w:val="sw_KE" w:bidi="sw_KE"/>
+        </w:rPr>
+        <w:t>Shetani</w:t>
+      </w:r>
+      <w:r>
+        <w:rPr>
+          <w:lang w:val="sw_KE" w:bidi="sw_KE"/>
+        </w:rPr>
+        <w:t xml:space="preserve">, </w:t>
+      </w:r>
+      <w:r>
+        <w:rPr>
+          <w:lang w:val="sw_KE" w:bidi="sw_KE"/>
+        </w:rPr>
+        <w:t>ibilisi</w:t>
+      </w:r>
+      <w:r>
+        <w:rPr>
+          <w:lang w:val="sw_KE" w:bidi="sw_KE"/>
+        </w:rPr>
+        <w:t xml:space="preserve">, au wakati mwingine Beelzebuli. Kwa sababu Mungu ameumba kila kitu kilichopo, Mungu pia aliumba roho hizi. Mungu aliwaumba wazuri, kama </w:t>
+      </w:r>
+      <w:r>
+        <w:rPr>
+          <w:lang w:val="sw_KE" w:bidi="sw_KE"/>
+        </w:rPr>
+        <w:t>malaika</w:t>
+      </w:r>
+      <w:r>
+        <w:rPr>
+          <w:lang w:val="sw_KE" w:bidi="sw_KE"/>
+        </w:rPr>
+        <w:t xml:space="preserve"> ili wafanye kazi yake. Lakini </w:t>
+      </w:r>
+      <w:r>
+        <w:rPr>
+          <w:lang w:val="sw_KE" w:bidi="sw_KE"/>
+        </w:rPr>
+        <w:t>malaika</w:t>
+      </w:r>
+      <w:r>
+        <w:rPr>
+          <w:lang w:val="sw_KE" w:bidi="sw_KE"/>
+        </w:rPr>
+        <w:t xml:space="preserve"> wengine waliasi Mungu, na hawa wakawa pepo wabaya. Pepo hawa wabaya wanajaribu kuangamiza na kudanganya watu.</w:t>
+      </w:r>
+    </w:p>
+    <w:p>
+      <w:pPr/>
+      <w:r>
+        <w:rPr>
+          <w:lang w:val="sw_KE" w:bidi="sw_KE"/>
+        </w:rPr>
+      </w:r>
+      <w:r>
+        <w:rPr>
+          <w:lang w:val="sw_KE" w:bidi="sw_KE"/>
+        </w:rPr>
+        <w:t>Pepo wanaweza kuchukua udhibiti wa watu ili watu wawe wagonjwa, au kutenda kwa njia ya ajabu. Wakati pepo anamdhibiti mtu, tunasema kwamba mtu huyo ame</w:t>
+      </w:r>
+      <w:r>
+        <w:rPr>
+          <w:lang w:val="sw_KE" w:bidi="sw_KE"/>
+        </w:rPr>
+        <w:t>pagawa na pepo</w:t>
+      </w:r>
+      <w:r>
+        <w:rPr>
+          <w:lang w:val="sw_KE" w:bidi="sw_KE"/>
+        </w:rPr>
+        <w:t xml:space="preserve">. Mtu ambaye alipagawa na pepo angeweza kuwa kiziwi, bubu, au kuwa na ugonjwa unaofanana na mashambulizi ya kifafa. Mtu huyo angeweza kuwa na vurugu sana na kupiga kelele. </w:t>
+      </w:r>
+      <w:r>
+        <w:rPr>
+          <w:lang w:val="sw_KE" w:bidi="sw_KE"/>
+        </w:rPr>
+        <w:t>Wayahudi</w:t>
+      </w:r>
+      <w:r>
+        <w:rPr>
+          <w:lang w:val="sw_KE" w:bidi="sw_KE"/>
+        </w:rPr>
+        <w:t xml:space="preserve"> walijaribu kutoa pepo kutoka kwa watu kwa njia ya mila ambazo zingeweza kudumu muda mrefu. Lakini Yesu aliwafukuza pepo wengi kutoka kwa watu wakati wake duniani, na alifanya hivyo tu kwa kuamuru pepo kuondoka!</w:t>
+      </w:r>
+    </w:p>
+    <w:p>
+      <w:pPr/>
+      <w:r>
+        <w:rPr>
+          <w:lang w:val="sw_KE" w:bidi="sw_KE"/>
+        </w:rPr>
+      </w:r>
+      <w:r>
+        <w:rPr>
+          <w:lang w:val="sw_KE" w:bidi="sw_KE"/>
+        </w:rPr>
+        <w:t xml:space="preserve">Pepo pia wanaweza kuitwa pepo wabaya. Hii inaweka wazi kwamba nia zao ni </w:t>
+      </w:r>
+      <w:r>
+        <w:rPr>
+          <w:lang w:val="sw_KE" w:bidi="sw_KE"/>
+        </w:rPr>
+        <w:t>mbaya</w:t>
+      </w:r>
+      <w:r>
+        <w:rPr>
+          <w:lang w:val="sw_KE" w:bidi="sw_KE"/>
+        </w:rPr>
+        <w:t xml:space="preserve">. Wao wakati mwingine wanaitwa pepo wachafu. Kitu ambacho ni </w:t>
+      </w:r>
+      <w:r>
+        <w:rPr>
+          <w:lang w:val="sw_KE" w:bidi="sw_KE"/>
+        </w:rPr>
+        <w:t>kichafu</w:t>
+      </w:r>
+      <w:r>
+        <w:rPr>
+          <w:lang w:val="sw_KE" w:bidi="sw_KE"/>
+        </w:rPr>
+        <w:t xml:space="preserve"> hakikufaa kwa huduma kwa Mungu.</w:t>
+      </w:r>
+    </w:p>
+    <w:p>
+      <w:pPr/>
+      <w:r>
+        <w:rPr>
+          <w:lang w:val="sw_KE" w:bidi="sw_KE"/>
+        </w:rPr>
+      </w:r>
+      <w:r>
+        <w:rPr>
+          <w:b/>
+          <w:lang w:val="sw_KE" w:bidi="sw_KE"/>
+        </w:rPr>
+        <w:t>Wakati wa kutafsiri "pepo" kuwa mwangalifu kuhusu mambo yafuatayo:</w:t>
+      </w:r>
+    </w:p>
+    <w:p>
+      <w:pPr/>
+      <w:r>
+        <w:rPr>
+          <w:lang w:val="sw_KE" w:bidi="sw_KE"/>
+        </w:rPr>
+      </w:r>
+      <w:r>
+        <w:rPr>
+          <w:lang w:val="sw_KE" w:bidi="sw_KE"/>
+        </w:rPr>
+        <w:t>Pepo si roho za wanadamu ambao wamekufa, ingawa katika tamaduni nyingi wanaweza kujifanya kwamba hivi ndivyo walivyo. Ikiwa unapaswa kutumia neno linalomaanisha roho za watu waliokufa, basi ufahamu kwamba watu watalazimika kujifunza baada ya muda kwamba roho hizi si roho za watu waliokufa, lakini wanajifanya tu kuwa hivyo.</w:t>
+      </w:r>
+      <w:r>
+        <w:rPr>
+          <w:lang w:val="sw_KE" w:bidi="sw_KE"/>
+        </w:rPr>
+      </w:r>
+      <w:r>
+        <w:rPr>
+          <w:lang w:val="sw_KE" w:bidi="sw_KE"/>
+        </w:rPr>
+      </w:r>
+    </w:p>
+    <w:p>
+      <w:pPr/>
+      <w:r>
+        <w:rPr>
+          <w:lang w:val="sw_KE" w:bidi="sw_KE"/>
+        </w:rPr>
+      </w:r>
     </w:p>
     <w:p>
       <w:pPr>
@@ -421,7 +1144,7 @@
         <w:rPr>
           <w:lang w:val="sw_KE" w:bidi="sw_KE"/>
         </w:rPr>
-        <w:t>Pasaka</w:t>
+        <w:t>pepo mbaya</w:t>
       </w:r>
       <w:r>
         <w:rPr>
@@ -440,7 +1163,81 @@
         <w:rPr>
           <w:lang w:val="sw_KE" w:bidi="sw_KE"/>
         </w:rPr>
-        <w:t>Pasaka ni tamasha muhimu la Kiyahudi ambalo pia linaitwa Tamasha la Mkate Usiotiwa chachu.</w:t>
+        <w:t xml:space="preserve">Misemo </w:t>
+      </w:r>
+      <w:r>
+        <w:rPr>
+          <w:lang w:val="sw_KE" w:bidi="sw_KE"/>
+        </w:rPr>
+        <w:t>pepo</w:t>
+      </w:r>
+      <w:r>
+        <w:rPr>
+          <w:lang w:val="sw_KE" w:bidi="sw_KE"/>
+        </w:rPr>
+        <w:t xml:space="preserve">, </w:t>
+      </w:r>
+      <w:r>
+        <w:rPr>
+          <w:b/>
+          <w:lang w:val="sw_KE" w:bidi="sw_KE"/>
+        </w:rPr>
+        <w:t>pepo wabaya</w:t>
+      </w:r>
+      <w:r>
+        <w:rPr>
+          <w:lang w:val="sw_KE" w:bidi="sw_KE"/>
+        </w:rPr>
+        <w:t xml:space="preserve">, au </w:t>
+      </w:r>
+      <w:r>
+        <w:rPr>
+          <w:b/>
+          <w:lang w:val="sw_KE" w:bidi="sw_KE"/>
+        </w:rPr>
+        <w:t>pepo mchafu</w:t>
+      </w:r>
+      <w:r>
+        <w:rPr>
+          <w:lang w:val="sw_KE" w:bidi="sw_KE"/>
+        </w:rPr>
+        <w:t xml:space="preserve"> zinarejelea kitu kimoja. Pepo ni pepo anayemwasi Mungu. Kiongozi wa pepo wote anaitwa </w:t>
+      </w:r>
+      <w:r>
+        <w:rPr>
+          <w:lang w:val="sw_KE" w:bidi="sw_KE"/>
+        </w:rPr>
+        <w:t>Shetani</w:t>
+      </w:r>
+      <w:r>
+        <w:rPr>
+          <w:lang w:val="sw_KE" w:bidi="sw_KE"/>
+        </w:rPr>
+        <w:t xml:space="preserve">, </w:t>
+      </w:r>
+      <w:r>
+        <w:rPr>
+          <w:lang w:val="sw_KE" w:bidi="sw_KE"/>
+        </w:rPr>
+        <w:t>ibilisi</w:t>
+      </w:r>
+      <w:r>
+        <w:rPr>
+          <w:lang w:val="sw_KE" w:bidi="sw_KE"/>
+        </w:rPr>
+        <w:t xml:space="preserve">, au wakati mwingine Beelzebuli. Kwa sababu Mungu ameumba kila kitu kilichopo, Mungu pia aliumba roho hizi. Mungu aliwaumba wazuri, kama </w:t>
+      </w:r>
+      <w:r>
+        <w:rPr>
+          <w:lang w:val="sw_KE" w:bidi="sw_KE"/>
+        </w:rPr>
+        <w:t>malaika</w:t>
+      </w:r>
+      <w:r>
+        <w:rPr>
+          <w:lang w:val="sw_KE" w:bidi="sw_KE"/>
+        </w:rPr>
+        <w:t xml:space="preserve"> ili wafanye kazi yake. Lakini malaika wengine waliasi Mungu, na hawa wakawa pepo wabaya. Pepo hawa wabaya wanajaribu kuangamiza na kudanganya watu.</w:t>
       </w:r>
     </w:p>
     <w:p>
@@ -454,7 +1251,31 @@
         <w:rPr>
           <w:lang w:val="sw_KE" w:bidi="sw_KE"/>
         </w:rPr>
-        <w:t xml:space="preserve"> Karamu hii iliwakumbusha watu kuhusu wakati muhimu sana katika historia ya Israeli.</w:t>
+        <w:t xml:space="preserve">Pepo wanaweza kuchukua udhibiti wa watu ili watu wawe wagonjwa, au kutenda kwa njia ya ajabu. Wakati pepo anamdhibiti mtu, tunasema kwamba mtu huyo </w:t>
+      </w:r>
+      <w:r>
+        <w:rPr>
+          <w:lang w:val="sw_KE" w:bidi="sw_KE"/>
+        </w:rPr>
+        <w:t>amepagawa na pepo</w:t>
+      </w:r>
+      <w:r>
+        <w:rPr>
+          <w:lang w:val="sw_KE" w:bidi="sw_KE"/>
+        </w:rPr>
+        <w:t xml:space="preserve">. Mtu ambaye alipagawa na pepo angeweza kuwa kiziwi, bubu, au kuwa na ugonjwa unaofanana na mashambulizi ya kifafa. Mtu huyo angeweza kuwa na vurugu sana na kupiga kelele. </w:t>
+      </w:r>
+      <w:r>
+        <w:rPr>
+          <w:lang w:val="sw_KE" w:bidi="sw_KE"/>
+        </w:rPr>
+        <w:t>Wayahudi</w:t>
+      </w:r>
+      <w:r>
+        <w:rPr>
+          <w:lang w:val="sw_KE" w:bidi="sw_KE"/>
+        </w:rPr>
+        <w:t xml:space="preserve"> walijaribu kutoa pepo kutoka kwa watu kwa njia ya mila ambazo zingeweza kudumu muda mrefu. Lakini Yesu aliwafukuza pepo wengi kutoka kwa watu wakati wake duniani, na alifanya hivyo tu kwa kuamuru pepo kuondoka!</w:t>
       </w:r>
     </w:p>
     <w:p>
@@ -468,25 +1289,31 @@
         <w:rPr>
           <w:lang w:val="sw_KE" w:bidi="sw_KE"/>
         </w:rPr>
-        <w:t>kwa muda mrefu sana, kizazi cha Ibrahimu, Waisraeli, walikuwa watumwa Misri. Waisraeli walikuwa wameishi Misri kwa miaka mia nne! Mungu a</w:t>
-      </w:r>
-      <w:r>
-        <w:rPr>
-          <w:lang w:val="sw_KE" w:bidi="sw_KE"/>
-        </w:rPr>
-        <w:t>limwita mmoja wa Waisraeli, Musa, kuwaongoza Waisraeli kutoka Misri na kurudi Kanaani, nchi ambayo Mungu alikuwa ameahidi kumpa kizazi cha Ibrahimu. Mfalme wa Misri hakuruhusu tu kikundu hiki kikubwa cha watumwa kutembea nje ya nchi yake.</w:t>
-      </w:r>
-      <w:r>
-        <w:rPr>
-          <w:lang w:val="sw_KE" w:bidi="sw_KE"/>
-        </w:rPr>
-        <w:t xml:space="preserve"> Mfalme alifanya mambo kuwa magumu sana kwa Waisraeli, lakini Mungu alituma mapigo tisa kwa Wamisri ili kumlazimisha mfalme awaache watu waende zao. wakati wa kila tauni Mfalme aliahidi kuwa wana Israeli wanaeza enda punde tu Mungu alaiposimamisha tauni, Mfalme alibadilisha mawazo yake tena. </w:t>
-      </w:r>
-      <w:r>
-        <w:rPr>
-          <w:lang w:val="sw_KE" w:bidi="sw_KE"/>
-        </w:rPr>
-        <w:t>Na kwa hivyo, Mungu alisababisha pigo la kumi na la kutisha zaidi la yote: Mungu alimtuma malaika kumuua mwana mkubwa zaidi katika kila nyumba Misri. Waisraeli wawe kondoo ambao ni mnyama, kondoo mchanga na kupaka damu ya mwana-kondoo huyu kwenye miimo ya milango ya nyumba zao. Huo wakati malaika ambaye Mungu alikuwa amemtuma aliona damu ya mwana-kondoo mlangoni mwa nyumba, angeweza kuruka nyumba hiyo na kumuua kijana mkubwa katika familia hiyo.</w:t>
+        <w:t xml:space="preserve">Pepo pia wanaweza kuitwa pepo wabaya. Hii inaweka wazi kwamba nia zao ni </w:t>
+      </w:r>
+      <w:r>
+        <w:rPr>
+          <w:lang w:val="sw_KE" w:bidi="sw_KE"/>
+        </w:rPr>
+        <w:t>mbaya</w:t>
+      </w:r>
+      <w:r>
+        <w:rPr>
+          <w:lang w:val="sw_KE" w:bidi="sw_KE"/>
+        </w:rPr>
+        <w:t xml:space="preserve">. Wao wakati mwingine wanaitwa pepo wachafu. Kitu ambacho ni </w:t>
+      </w:r>
+      <w:r>
+        <w:rPr>
+          <w:lang w:val="sw_KE" w:bidi="sw_KE"/>
+        </w:rPr>
+        <w:t>kichafu</w:t>
+      </w:r>
+      <w:r>
+        <w:rPr>
+          <w:lang w:val="sw_KE" w:bidi="sw_KE"/>
+        </w:rPr>
+        <w:t xml:space="preserve"> hakikufaa kwa huduma kwa Mungu.</w:t>
       </w:r>
     </w:p>
     <w:p>
@@ -498,9 +1325,10 @@
       </w:r>
       <w:r>
         <w:rPr>
-          <w:lang w:val="sw_KE" w:bidi="sw_KE"/>
-        </w:rPr>
-        <w:t>Usiku huo huo, Waisraeli walipaswa kula nyama ya mwana-kondoo huyu kwa njia maalum. Walikuwa na kula nyama pamoja na mboga uchungu na mkate ambao walikuwa wameandaa haraka tofauti na njia ya kawaida ambayo waliandaa mkate, ambayo ilichukua muda mrefu. Walipaswa kula mlo huu wakiwa wamesimama, wote wamevaa tayari kuanza kusafiri! Kwa sababu wakati wa usiku huu, wangekuwa wakiondoka Misri.</w:t>
+          <w:b/>
+          <w:lang w:val="sw_KE" w:bidi="sw_KE"/>
+        </w:rPr>
+        <w:t>Wakati wa kutafsiri "pepo" kuwa mwangalifu kuhusu mambo yafuatayo:</w:t>
       </w:r>
     </w:p>
     <w:p>
@@ -514,7 +1342,17 @@
         <w:rPr>
           <w:lang w:val="sw_KE" w:bidi="sw_KE"/>
         </w:rPr>
-        <w:t>Usiku huo malaika kutoka kwa Mungu aliwaua wana wote wa kwanza Misri, isipokuwa wana wa Waisraeli, kwa sababu walikuwa na damu milango yao. Usiku huo, mfalme wa Misri hatimaye aliwaruhusu Waisraeli waende zao. Waisraeli walianza safari yao ndefu kuelekea nchi ambayo Mungu alikuwa ameahidi kuwapa! Hawakuwa watumwa tena. Kuanzia wakati huo na kuendelea, Waisraeli wangekumbuka jinsi Mungu alivyowapa uhuru kutoka kwa Misri kwa kusherehekea tamasha la Pasaka kila mwaka. Jina Pasaka linamaanisha "kuruka juu" au "kukanyaga nje." Jina hili liliwakumbusha Waisraeli jinsi malaika alikuwa juu ya nyumba za Waisraeli, na hakuwaua wana wao wakubwa.</w:t>
+        <w:t>Pepo si roho za wanadamu ambao wamekufa, ingawa katika tamaduni nyingi wanaweza kujifanya kwamba hivi ndivyo walivyo. Ikiwa unapaswa kutumia neno linalomaanisha roho za watu waliokufa, basi ufahamu kwamba watu watalazimika kujifunza baada ya muda kwamba roho hizi si roho za watu waliokufa, lakini wanajifanya tu kuwa hivyo.</w:t>
+      </w:r>
+      <w:r>
+        <w:rPr>
+          <w:lang w:val="sw_KE" w:bidi="sw_KE"/>
+        </w:rPr>
+      </w:r>
+      <w:r>
+        <w:rPr>
+          <w:lang w:val="sw_KE" w:bidi="sw_KE"/>
+        </w:rPr>
       </w:r>
     </w:p>
     <w:p>
@@ -524,11 +1362,21 @@
           <w:lang w:val="sw_KE" w:bidi="sw_KE"/>
         </w:rPr>
       </w:r>
-      <w:r>
-        <w:rPr>
-          <w:lang w:val="sw_KE" w:bidi="sw_KE"/>
-        </w:rPr>
-        <w:t>Kila wakati Waisraeli waliadhimisha Pasaka, walimchinja tena mwana-kondoo na kula nyama hii pamoja na mboga uchungu na mkate ambao ulikuwa umeandaliwa haraka sana. Mwanakondoo aliwakumbusha jinsi Mungu alivyowaokoa wana wao wakubwa. Mimea machungu iliwakumbusha uchungu ambao walikuwa wamekabiliana nao wakati walikuwa watumwa. Na mkate ambao uliandaliwa haraka uliwakumbusha kwamba Mungu aliwaokoa kutoka Misri na kwamba ghafla walipaswa kuondoka haraka.</w:t>
+    </w:p>
+    <w:p>
+      <w:pPr>
+        <w:pStyle w:val="Heading2"/>
+      </w:pPr>
+      <w:r>
+        <w:rPr>
+          <w:lang w:val="sw_KE" w:bidi="sw_KE"/>
+        </w:rPr>
+        <w:t>picha ya Mungu</w:t>
+      </w:r>
+      <w:r>
+        <w:rPr>
+          <w:lang w:val="sw_KE" w:bidi="sw_KE"/>
+        </w:rPr>
       </w:r>
     </w:p>
     <w:p>
@@ -542,20 +1390,7 @@
         <w:rPr>
           <w:lang w:val="sw_KE" w:bidi="sw_KE"/>
         </w:rPr>
-        <w:t xml:space="preserve">Mungu alikuwa amewaambia Waisraeli kwamba karamu Pasaka ya kila mwaka inapaswa kuunganishwa na siku saba za </w:t>
-      </w:r>
-      <w:r>
-        <w:rPr>
-          <w:b/>
-          <w:lang w:val="sw_KE" w:bidi="sw_KE"/>
-        </w:rPr>
-        <w:t>Karamu ya Mikate isiyotiwa chachu</w:t>
-      </w:r>
-      <w:r>
-        <w:rPr>
-          <w:lang w:val="sw_KE" w:bidi="sw_KE"/>
-        </w:rPr>
-        <w:t>. Wakati wa siku hizi saba wanapaswa kula mkate maalum ambao ulikuwa umeandaliwa haraka. Kwa kawaida, Waisraeli walifanya mkate kuruhusu unga, mchanganyiko wa unga na wapumzike kwa masaa kadhaa, au usiku mmoja, kabla kuoka mkate. Kusubiri kwa mrefu viputo vya hewa vikubwa vilivyosababisha vipovu vya hewa kukua ndani ya unga, na ilifanya mkubwa laini na kuwa mkubwa zaidi. Kila wakati ambao walioka mkate, wangeweka unga hadi wakati ujao. Kipande hiki cha unga kilibaki kiliitwa chachu. Wakati mwingine wangeoka mkate, wangechukua chachu ambayo walikuwa wamehifadhi wakati uliopita na kuongezea kwenye unga mpya. Hii ilisaidia unga kuwa mkubwa na laini zaidi.</w:t>
+        <w:t>Picha ni picha ya kitu. Picha, uchoraji, au sanamu ya mtu ni picha ya mtu. Picha hiyo inatuambia kitu kuhusu kile mtu anaonekana, au tabia yake ni nini.</w:t>
       </w:r>
     </w:p>
     <w:p>
@@ -569,1001 +1404,14 @@
         <w:rPr>
           <w:lang w:val="sw_KE" w:bidi="sw_KE"/>
         </w:rPr>
-        <w:t>Waisraeli walikuwa wakiondoka Misri usiku wa kwanza wa Pasaka, hawakuwa na wakati wa kuoka mkate kwa njia hii. Na Mungu aliwaambia watengeneze mkate bila chachu. Mkate ambao hutengenezwa bila chachu ni bapa na mwembamba; ni unga tu na maji ambayo hurepozwa na kuvinjari tambarare, kisha kuokwa moto. Mkate huu uliitwa mkate usiotiwa chachu. Kwa hivyo, karamu hii inaitwa karamu ya mkate usiotiwa chachu. Wakati wa siku saba za karamu hii, Waisraeli hawakuweza kuweka hata sehemu ndogo ya chachu nyumbani kwao. Kabla ya karamu kuanza, walipaswa kutupa chachu yoyote ambayo bado walikuwa nayo.</w:t>
-      </w:r>
-    </w:p>
-    <w:p>
-      <w:pPr/>
-      <w:r>
-        <w:rPr>
-          <w:lang w:val="sw_KE" w:bidi="sw_KE"/>
-        </w:rPr>
-      </w:r>
-      <w:r>
-        <w:rPr>
-          <w:lang w:val="sw_KE" w:bidi="sw_KE"/>
-        </w:rPr>
-        <w:t>Kwa sababu Pasaka na Karamu ya Mikate isiyotiwa chachu iliadhimiswa pamoja, majina ya karamu mara nyingi yanatumiwa kwa kubadilishana.</w:t>
-      </w:r>
-    </w:p>
-    <w:p>
-      <w:pPr/>
-      <w:r>
-        <w:rPr>
-          <w:lang w:val="sw_KE" w:bidi="sw_KE"/>
-        </w:rPr>
-      </w:r>
-      <w:r>
-        <w:rPr>
-          <w:lang w:val="sw_KE" w:bidi="sw_KE"/>
-        </w:rPr>
-        <w:t xml:space="preserve">Katika Agano Jipya, chachu wakati mwingine inatumiwa kama </w:t>
-      </w:r>
-      <w:hyperlink r:id="rId16">
-        <w:r>
-          <w:rPr>
-            <w:lang w:val="sw_KE" w:bidi="sw_KE"/>
-          </w:rPr>
-          <w:rPr>
-            <w:color w:val="0000EE"/>
-            <w:u w:val="single"/>
-          </w:rPr>
-          <w:t>ishara</w:t>
-        </w:r>
-      </w:hyperlink>
-      <w:r>
-        <w:rPr>
-          <w:lang w:val="sw_KE" w:bidi="sw_KE"/>
-        </w:rPr>
-        <w:t xml:space="preserve"> ya dhambi ambayo tunapaswa kuondoa katika maisha yetu.</w:t>
-      </w:r>
-      <w:r>
-        <w:rPr>
-          <w:lang w:val="sw_KE" w:bidi="sw_KE"/>
-        </w:rPr>
-      </w:r>
-      <w:r>
-        <w:rPr>
-          <w:lang w:val="sw_KE" w:bidi="sw_KE"/>
-        </w:rPr>
-      </w:r>
-    </w:p>
-    <w:p>
-      <w:pPr/>
-      <w:r>
-        <w:rPr>
-          <w:lang w:val="sw_KE" w:bidi="sw_KE"/>
-        </w:rPr>
-      </w:r>
-    </w:p>
-    <w:p>
-      <w:pPr>
-        <w:pStyle w:val="Heading2"/>
-      </w:pPr>
-      <w:r>
-        <w:rPr>
-          <w:lang w:val="sw_KE" w:bidi="sw_KE"/>
-        </w:rPr>
-        <w:t>patakatifu</w:t>
-      </w:r>
-      <w:r>
-        <w:rPr>
-          <w:lang w:val="sw_KE" w:bidi="sw_KE"/>
-        </w:rPr>
-      </w:r>
-    </w:p>
-    <w:p>
-      <w:pPr/>
-      <w:r>
-        <w:rPr>
-          <w:lang w:val="sw_KE" w:bidi="sw_KE"/>
-        </w:rPr>
-      </w:r>
-      <w:r>
-        <w:rPr>
-          <w:lang w:val="sw_KE" w:bidi="sw_KE"/>
-        </w:rPr>
-        <w:t xml:space="preserve">Neno patakatifu linamaanisha mahali </w:t>
-      </w:r>
-      <w:hyperlink r:id="rId17">
-        <w:r>
-          <w:rPr>
-            <w:lang w:val="sw_KE" w:bidi="sw_KE"/>
-          </w:rPr>
-          <w:rPr>
-            <w:color w:val="0000EE"/>
-            <w:u w:val="single"/>
-          </w:rPr>
-          <w:t>patakatifu</w:t>
-        </w:r>
-      </w:hyperlink>
-      <w:r>
-        <w:rPr>
-          <w:lang w:val="sw_KE" w:bidi="sw_KE"/>
-        </w:rPr>
-        <w:t xml:space="preserve">-mahali ambapo pametengwa kwa </w:t>
-      </w:r>
-      <w:hyperlink r:id="rId18">
-        <w:r>
-          <w:rPr>
-            <w:lang w:val="sw_KE" w:bidi="sw_KE"/>
-          </w:rPr>
-          <w:rPr>
-            <w:color w:val="0000EE"/>
-            <w:u w:val="single"/>
-          </w:rPr>
-          <w:t>ibada</w:t>
-        </w:r>
-      </w:hyperlink>
-      <w:r>
-        <w:rPr>
-          <w:lang w:val="sw_KE" w:bidi="sw_KE"/>
-        </w:rPr>
-        <w:t xml:space="preserve"> ya Mungu. Neno patakatifu wakati mwingine linatumiwa kama neno lingine kuelezea Hekalu la </w:t>
-      </w:r>
-      <w:hyperlink r:id="rId19">
-        <w:r>
-          <w:rPr>
-            <w:lang w:val="sw_KE" w:bidi="sw_KE"/>
-          </w:rPr>
-          <w:rPr>
-            <w:color w:val="0000EE"/>
-            <w:u w:val="single"/>
-          </w:rPr>
-          <w:t>Mungu</w:t>
-        </w:r>
-      </w:hyperlink>
-      <w:r>
-        <w:rPr>
-          <w:lang w:val="sw_KE" w:bidi="sw_KE"/>
-        </w:rPr>
-        <w:t xml:space="preserve">. Kisha linamaanisha hasa sehemu ya kati ya hekalu. Neno hekalu linaweza kutumika kwa jengo na pia kwa ua zinazozunguka, lakini neno patakatifu linatumiwa tu kwa jengo. Neno patakatifu pia linaweza kurejelea </w:t>
-      </w:r>
-      <w:hyperlink r:id="rId20">
-        <w:r>
-          <w:rPr>
-            <w:lang w:val="sw_KE" w:bidi="sw_KE"/>
-          </w:rPr>
-          <w:rPr>
-            <w:color w:val="0000EE"/>
-            <w:u w:val="single"/>
-          </w:rPr>
-          <w:t>Hema</w:t>
-        </w:r>
-      </w:hyperlink>
-      <w:r>
-        <w:rPr>
-          <w:lang w:val="sw_KE" w:bidi="sw_KE"/>
-        </w:rPr>
-        <w:t xml:space="preserve"> ya Kukutania, hema ya kubebeka ambayo </w:t>
-      </w:r>
-      <w:r>
-        <w:rPr>
-          <w:b/>
-          <w:lang w:val="sw_KE" w:bidi="sw_KE"/>
-        </w:rPr>
-        <w:t>Waisraeli</w:t>
-      </w:r>
-      <w:r>
-        <w:rPr>
-          <w:lang w:val="sw_KE" w:bidi="sw_KE"/>
-        </w:rPr>
-        <w:t xml:space="preserve"> walitumia kama mahali pa ibada kabla ya kujenga Hekalu.</w:t>
-      </w:r>
-    </w:p>
-    <w:p>
-      <w:pPr/>
-      <w:r>
-        <w:rPr>
-          <w:lang w:val="sw_KE" w:bidi="sw_KE"/>
-        </w:rPr>
-      </w:r>
-      <w:r>
-        <w:rPr>
-          <w:lang w:val="sw_KE" w:bidi="sw_KE"/>
-        </w:rPr>
-        <w:t xml:space="preserve">Kwa sababu </w:t>
-      </w:r>
-      <w:hyperlink r:id="rId21">
-        <w:r>
-          <w:rPr>
-            <w:lang w:val="sw_KE" w:bidi="sw_KE"/>
-          </w:rPr>
-          <w:rPr>
-            <w:color w:val="0000EE"/>
-            <w:u w:val="single"/>
-          </w:rPr>
-          <w:t>Roho Mtakatifu</w:t>
-        </w:r>
-      </w:hyperlink>
-      <w:r>
-        <w:rPr>
-          <w:lang w:val="sw_KE" w:bidi="sw_KE"/>
-        </w:rPr>
-        <w:t xml:space="preserve"> anaishi </w:t>
-      </w:r>
-      <w:r>
-        <w:rPr>
-          <w:b/>
-          <w:lang w:val="sw_KE" w:bidi="sw_KE"/>
-        </w:rPr>
-        <w:t>ndani</w:t>
-      </w:r>
-      <w:r>
-        <w:rPr>
-          <w:lang w:val="sw_KE" w:bidi="sw_KE"/>
-        </w:rPr>
-        <w:t xml:space="preserve"> ya waumini wa Yesu, Paulo aliwaambia waumini kwamba mwili wao pia ni patakatifu kwa Mungu. Na kwa hivyo hata miili yetu inafaa kuwa ya ibada ya Mungu!</w:t>
-      </w:r>
-      <w:r>
-        <w:rPr>
-          <w:lang w:val="sw_KE" w:bidi="sw_KE"/>
-        </w:rPr>
-      </w:r>
-      <w:r>
-        <w:rPr>
-          <w:lang w:val="sw_KE" w:bidi="sw_KE"/>
-        </w:rPr>
-      </w:r>
-    </w:p>
-    <w:p>
-      <w:pPr/>
-      <w:r>
-        <w:rPr>
-          <w:lang w:val="sw_KE" w:bidi="sw_KE"/>
-        </w:rPr>
-      </w:r>
-    </w:p>
-    <w:p>
-      <w:pPr>
-        <w:pStyle w:val="Heading2"/>
-      </w:pPr>
-      <w:r>
-        <w:rPr>
-          <w:lang w:val="sw_KE" w:bidi="sw_KE"/>
-        </w:rPr>
-        <w:t>pentekoste</w:t>
-      </w:r>
-      <w:r>
-        <w:rPr>
-          <w:lang w:val="sw_KE" w:bidi="sw_KE"/>
-        </w:rPr>
-      </w:r>
-    </w:p>
-    <w:p>
-      <w:pPr/>
-      <w:r>
-        <w:rPr>
-          <w:lang w:val="sw_KE" w:bidi="sw_KE"/>
-        </w:rPr>
-      </w:r>
-      <w:r>
-        <w:rPr>
-          <w:b/>
-          <w:lang w:val="sw_KE" w:bidi="sw_KE"/>
-        </w:rPr>
-        <w:t>Pentekoste</w:t>
-      </w:r>
-      <w:r>
-        <w:rPr>
-          <w:lang w:val="sw_KE" w:bidi="sw_KE"/>
-        </w:rPr>
-        <w:t xml:space="preserve"> ni neno ambalo katika lugha ya Kigiriki linamaanisha nambari "hamsini." Pentekoste ilikuwa jina la tamasha la Kiyahudi ambalo watu waliadhimisha wiki saba, au siku hamsini baada ya karamu ya </w:t>
-      </w:r>
-      <w:hyperlink r:id="rId22">
-        <w:r>
-          <w:rPr>
-            <w:lang w:val="sw_KE" w:bidi="sw_KE"/>
-          </w:rPr>
-          <w:rPr>
-            <w:color w:val="0000EE"/>
-            <w:u w:val="single"/>
-          </w:rPr>
-          <w:t>Pasaka</w:t>
-        </w:r>
-      </w:hyperlink>
-      <w:r>
-        <w:rPr>
-          <w:lang w:val="sw_KE" w:bidi="sw_KE"/>
-        </w:rPr>
-        <w:t xml:space="preserve">. Wayahudi pia waliita tamasha hili "tamasha la majuma," "tamasha la mavuno," au "tamasha la matunda ya kwanza." Tamasha la Pentekoste liliadhimisha mwisho wa mavuno ya nafaka ya shayiri na mwanzo wa msimu ujao wa mavuno. Wakati wa tamasha hili, kila </w:t>
-      </w:r>
-      <w:hyperlink r:id="rId23">
-        <w:r>
-          <w:rPr>
-            <w:lang w:val="sw_KE" w:bidi="sw_KE"/>
-          </w:rPr>
-          <w:rPr>
-            <w:color w:val="0000EE"/>
-            <w:u w:val="single"/>
-          </w:rPr>
-          <w:t>Myahudi</w:t>
-        </w:r>
-      </w:hyperlink>
-      <w:r>
-        <w:rPr>
-          <w:lang w:val="sw_KE" w:bidi="sw_KE"/>
-        </w:rPr>
-        <w:t xml:space="preserve"> ambaye aliweza kusafiri hadi </w:t>
-      </w:r>
-      <w:hyperlink r:id="rId24">
-        <w:r>
-          <w:rPr>
-            <w:lang w:val="sw_KE" w:bidi="sw_KE"/>
-          </w:rPr>
-          <w:rPr>
-            <w:color w:val="0000EE"/>
-            <w:u w:val="single"/>
-          </w:rPr>
-          <w:t>Yerusalemu</w:t>
-        </w:r>
-      </w:hyperlink>
-      <w:r>
-        <w:rPr>
-          <w:lang w:val="sw_KE" w:bidi="sw_KE"/>
-        </w:rPr>
-        <w:t xml:space="preserve"> kuleta dhabihu na sadaka kwa </w:t>
-      </w:r>
-      <w:hyperlink r:id="rId25">
-        <w:r>
-          <w:rPr>
-            <w:lang w:val="sw_KE" w:bidi="sw_KE"/>
-          </w:rPr>
-          <w:rPr>
-            <w:color w:val="0000EE"/>
-            <w:u w:val="single"/>
-          </w:rPr>
-          <w:t>Mungu</w:t>
-        </w:r>
-      </w:hyperlink>
-      <w:r>
-        <w:rPr>
-          <w:lang w:val="sw_KE" w:bidi="sw_KE"/>
-        </w:rPr>
-        <w:t xml:space="preserve"> kumshukuru Mungu kwa mavuno na kumpa Mungu sehemu ya mazao ya kwanza waliyovuna. Wayahudi walikuwa wakimwambia Mungu kwamba waliamini kwamba mavuno yao yote yalikuwa ya Yeye.</w:t>
-      </w:r>
-    </w:p>
-    <w:p>
-      <w:pPr/>
-      <w:r>
-        <w:rPr>
-          <w:lang w:val="sw_KE" w:bidi="sw_KE"/>
-        </w:rPr>
-      </w:r>
-      <w:r>
-        <w:rPr>
-          <w:lang w:val="sw_KE" w:bidi="sw_KE"/>
-        </w:rPr>
-        <w:t xml:space="preserve">Katika Agano Jipya, tunajua tamasha la Pentekoste hasa kwa sababu siku hii Mungu alimtuma </w:t>
-      </w:r>
-      <w:hyperlink r:id="rId21">
-        <w:r>
-          <w:rPr>
-            <w:lang w:val="sw_KE" w:bidi="sw_KE"/>
-          </w:rPr>
-          <w:rPr>
-            <w:color w:val="0000EE"/>
-            <w:u w:val="single"/>
-          </w:rPr>
-          <w:t>Roho wake Mtakatifu</w:t>
-        </w:r>
-      </w:hyperlink>
-      <w:r>
-        <w:rPr>
-          <w:lang w:val="sw_KE" w:bidi="sw_KE"/>
-        </w:rPr>
-        <w:t xml:space="preserve"> kwa wafuasi wa Yesu na kuwafanya wazungumze katika lugha tofauti. Katika siku hii, wafuasi wa Yesu kwa mara ya kwanza walianza kuwaambia watu wengine kwamba Yesu alikuwa amekufa lakini alikuwa hai tena. Watu wengi walikuwa wamekuja Yerusalemu kusherehekea tamasha hili na kuleta sadaka zao kwa Mungu katika hekalu </w:t>
-      </w:r>
-      <w:hyperlink r:id="rId19">
-        <w:r>
-          <w:rPr>
-            <w:lang w:val="sw_KE" w:bidi="sw_KE"/>
-          </w:rPr>
-          <w:rPr>
-            <w:color w:val="0000EE"/>
-            <w:u w:val="single"/>
-          </w:rPr>
-          <w:t>katika</w:t>
-        </w:r>
-      </w:hyperlink>
-      <w:r>
-        <w:rPr>
-          <w:lang w:val="sw_KE" w:bidi="sw_KE"/>
-        </w:rPr>
-        <w:t xml:space="preserve"> Yerusalemu. Kwa hivyo watu wengi waliwasikia wafuasi wakisimulia habari njema kuhusu jinsi Yesu alivyokufa na kuwa hai tena. Watu wengi waliamini kile ambacho wafuasi wa Yesu walisema na kuwa wafuasi wa Yesu pia. Huu ulikuwa mwanzo wa kanisa! Tunaweza kusikia kuhusu hii katika mwanzo wa kitabu cha Matendo.</w:t>
-      </w:r>
-      <w:r>
-        <w:rPr>
-          <w:lang w:val="sw_KE" w:bidi="sw_KE"/>
-        </w:rPr>
-      </w:r>
-      <w:r>
-        <w:rPr>
-          <w:lang w:val="sw_KE" w:bidi="sw_KE"/>
-        </w:rPr>
-      </w:r>
-    </w:p>
-    <w:p>
-      <w:pPr/>
-      <w:r>
-        <w:rPr>
-          <w:lang w:val="sw_KE" w:bidi="sw_KE"/>
-        </w:rPr>
-      </w:r>
-    </w:p>
-    <w:p>
-      <w:pPr>
-        <w:pStyle w:val="Heading2"/>
-      </w:pPr>
-      <w:r>
-        <w:rPr>
-          <w:lang w:val="sw_KE" w:bidi="sw_KE"/>
-        </w:rPr>
-        <w:t>pepo</w:t>
-      </w:r>
-      <w:r>
-        <w:rPr>
-          <w:lang w:val="sw_KE" w:bidi="sw_KE"/>
-        </w:rPr>
-      </w:r>
-    </w:p>
-    <w:p>
-      <w:pPr/>
-      <w:r>
-        <w:rPr>
-          <w:lang w:val="sw_KE" w:bidi="sw_KE"/>
-        </w:rPr>
-      </w:r>
-      <w:r>
-        <w:rPr>
-          <w:lang w:val="sw_KE" w:bidi="sw_KE"/>
-        </w:rPr>
-        <w:t xml:space="preserve">Misemo </w:t>
-      </w:r>
-      <w:r>
-        <w:rPr>
-          <w:b/>
-          <w:lang w:val="sw_KE" w:bidi="sw_KE"/>
-        </w:rPr>
-        <w:t>pepo</w:t>
-      </w:r>
-      <w:r>
-        <w:rPr>
-          <w:lang w:val="sw_KE" w:bidi="sw_KE"/>
-        </w:rPr>
-        <w:t xml:space="preserve">, pepo </w:t>
-      </w:r>
-      <w:r>
-        <w:rPr>
-          <w:b/>
-          <w:lang w:val="sw_KE" w:bidi="sw_KE"/>
-        </w:rPr>
-        <w:t>wabaya</w:t>
-      </w:r>
-      <w:r>
-        <w:rPr>
-          <w:lang w:val="sw_KE" w:bidi="sw_KE"/>
-        </w:rPr>
-        <w:t xml:space="preserve">, au </w:t>
-      </w:r>
-      <w:r>
-        <w:rPr>
-          <w:b/>
-          <w:lang w:val="sw_KE" w:bidi="sw_KE"/>
-        </w:rPr>
-        <w:t>pepo mchafu</w:t>
-      </w:r>
-      <w:r>
-        <w:rPr>
-          <w:lang w:val="sw_KE" w:bidi="sw_KE"/>
-        </w:rPr>
-        <w:t xml:space="preserve"> zinarejelea kitu kimoja. Pepo ni pepo anayemwasi Mungu. Kiongozi wa pepo wote anaitwa </w:t>
-      </w:r>
-      <w:hyperlink r:id="rId26">
-        <w:r>
-          <w:rPr>
-            <w:lang w:val="sw_KE" w:bidi="sw_KE"/>
-          </w:rPr>
-          <w:rPr>
-            <w:color w:val="0000EE"/>
-            <w:u w:val="single"/>
-          </w:rPr>
-          <w:t>Shetani</w:t>
-        </w:r>
-      </w:hyperlink>
-      <w:r>
-        <w:rPr>
-          <w:lang w:val="sw_KE" w:bidi="sw_KE"/>
-        </w:rPr>
-        <w:t xml:space="preserve">, </w:t>
-      </w:r>
-      <w:hyperlink r:id="rId27">
-        <w:r>
-          <w:rPr>
-            <w:lang w:val="sw_KE" w:bidi="sw_KE"/>
-          </w:rPr>
-          <w:rPr>
-            <w:color w:val="0000EE"/>
-            <w:u w:val="single"/>
-          </w:rPr>
-          <w:t>ibilisi</w:t>
-        </w:r>
-      </w:hyperlink>
-      <w:r>
-        <w:rPr>
-          <w:lang w:val="sw_KE" w:bidi="sw_KE"/>
-        </w:rPr>
-        <w:t xml:space="preserve">, au wakati mwingine Beelzebuli. Kwa sababu Mungu ameumba kila kitu kilichopo, Mungu pia aliumba roho hizi. Mungu aliwaumba wazuri, kama </w:t>
-      </w:r>
-      <w:r>
-        <w:rPr>
-          <w:b/>
-          <w:lang w:val="sw_KE" w:bidi="sw_KE"/>
-        </w:rPr>
-        <w:t>malaika</w:t>
-      </w:r>
-      <w:r>
-        <w:rPr>
-          <w:lang w:val="sw_KE" w:bidi="sw_KE"/>
-        </w:rPr>
-        <w:t xml:space="preserve"> ili wafanye kazi yake. Lakini </w:t>
-      </w:r>
-      <w:r>
-        <w:rPr>
-          <w:b/>
-          <w:lang w:val="sw_KE" w:bidi="sw_KE"/>
-        </w:rPr>
-        <w:t>malaika</w:t>
-      </w:r>
-      <w:r>
-        <w:rPr>
-          <w:lang w:val="sw_KE" w:bidi="sw_KE"/>
-        </w:rPr>
-        <w:t xml:space="preserve"> wengine waliasi Mungu, na hawa wakawa pepo wabaya. Pepo hawa wabaya wanajaribu kuangamiza na kudanganya watu.</w:t>
-      </w:r>
-    </w:p>
-    <w:p>
-      <w:pPr/>
-      <w:r>
-        <w:rPr>
-          <w:lang w:val="sw_KE" w:bidi="sw_KE"/>
-        </w:rPr>
-      </w:r>
-      <w:r>
-        <w:rPr>
-          <w:lang w:val="sw_KE" w:bidi="sw_KE"/>
-        </w:rPr>
-        <w:t>Pepo wanaweza kuchukua udhibiti wa watu ili watu wawe wagonjwa, au kutenda kwa njia ya ajabu. Wakati pepo anamdhibiti mtu, tunasema kwamba mtu huyo ame</w:t>
-      </w:r>
-      <w:r>
-        <w:rPr>
-          <w:b/>
-          <w:lang w:val="sw_KE" w:bidi="sw_KE"/>
-        </w:rPr>
-        <w:t>pagawa na pepo</w:t>
-      </w:r>
-      <w:r>
-        <w:rPr>
-          <w:lang w:val="sw_KE" w:bidi="sw_KE"/>
-        </w:rPr>
-        <w:t xml:space="preserve">. Mtu ambaye alipagawa na pepo angeweza kuwa kiziwi, bubu, au kuwa na ugonjwa unaofanana na mashambulizi ya kifafa. Mtu huyo angeweza kuwa na vurugu sana na kupiga kelele. </w:t>
-      </w:r>
-      <w:r>
-        <w:rPr>
-          <w:b/>
-          <w:lang w:val="sw_KE" w:bidi="sw_KE"/>
-        </w:rPr>
-        <w:t>Wayahudi</w:t>
-      </w:r>
-      <w:r>
-        <w:rPr>
-          <w:lang w:val="sw_KE" w:bidi="sw_KE"/>
-        </w:rPr>
-        <w:t xml:space="preserve"> walijaribu kutoa pepo kutoka kwa watu kwa njia ya mila ambazo zingeweza kudumu muda mrefu. Lakini Yesu aliwafukuza pepo wengi kutoka kwa watu wakati wake duniani, na alifanya hivyo tu kwa kuamuru pepo kuondoka!</w:t>
-      </w:r>
-    </w:p>
-    <w:p>
-      <w:pPr/>
-      <w:r>
-        <w:rPr>
-          <w:lang w:val="sw_KE" w:bidi="sw_KE"/>
-        </w:rPr>
-      </w:r>
-      <w:r>
-        <w:rPr>
-          <w:lang w:val="sw_KE" w:bidi="sw_KE"/>
-        </w:rPr>
-        <w:t xml:space="preserve">Pepo pia wanaweza kuitwa pepo wabaya. Hii inaweka wazi kwamba nia zao ni </w:t>
-      </w:r>
-      <w:hyperlink r:id="rId28">
-        <w:r>
-          <w:rPr>
-            <w:lang w:val="sw_KE" w:bidi="sw_KE"/>
-          </w:rPr>
-          <w:rPr>
-            <w:color w:val="0000EE"/>
-            <w:u w:val="single"/>
-          </w:rPr>
-          <w:t>mbaya</w:t>
-        </w:r>
-      </w:hyperlink>
-      <w:r>
-        <w:rPr>
-          <w:lang w:val="sw_KE" w:bidi="sw_KE"/>
-        </w:rPr>
-        <w:t xml:space="preserve">. Wao wakati mwingine wanaitwa pepo wachafu. Kitu ambacho ni </w:t>
-      </w:r>
-      <w:r>
-        <w:rPr>
-          <w:b/>
-          <w:lang w:val="sw_KE" w:bidi="sw_KE"/>
-        </w:rPr>
-        <w:t>kichafu</w:t>
-      </w:r>
-      <w:r>
-        <w:rPr>
-          <w:lang w:val="sw_KE" w:bidi="sw_KE"/>
-        </w:rPr>
-        <w:t xml:space="preserve"> hakikufaa kwa huduma kwa Mungu.</w:t>
-      </w:r>
-    </w:p>
-    <w:p>
-      <w:pPr/>
-      <w:r>
-        <w:rPr>
-          <w:lang w:val="sw_KE" w:bidi="sw_KE"/>
-        </w:rPr>
-      </w:r>
-      <w:r>
-        <w:rPr>
-          <w:b/>
-          <w:lang w:val="sw_KE" w:bidi="sw_KE"/>
-        </w:rPr>
-        <w:t>Wakati wa kutafsiri "pepo" kuwa mwangalifu kuhusu mambo yafuatayo:</w:t>
-      </w:r>
-    </w:p>
-    <w:p>
-      <w:pPr/>
-      <w:r>
-        <w:rPr>
-          <w:lang w:val="sw_KE" w:bidi="sw_KE"/>
-        </w:rPr>
-      </w:r>
-      <w:r>
-        <w:rPr>
-          <w:lang w:val="sw_KE" w:bidi="sw_KE"/>
-        </w:rPr>
-        <w:t>Pepo si roho za wanadamu ambao wamekufa, ingawa katika tamaduni nyingi wanaweza kujifanya kwamba hivi ndivyo walivyo. Ikiwa unapaswa kutumia neno linalomaanisha roho za watu waliokufa, basi ufahamu kwamba watu watalazimika kujifunza baada ya muda kwamba roho hizi si roho za watu waliokufa, lakini wanajifanya tu kuwa hivyo.</w:t>
-      </w:r>
-      <w:r>
-        <w:rPr>
-          <w:lang w:val="sw_KE" w:bidi="sw_KE"/>
-        </w:rPr>
-      </w:r>
-      <w:r>
-        <w:rPr>
-          <w:lang w:val="sw_KE" w:bidi="sw_KE"/>
-        </w:rPr>
-      </w:r>
-    </w:p>
-    <w:p>
-      <w:pPr/>
-      <w:r>
-        <w:rPr>
-          <w:lang w:val="sw_KE" w:bidi="sw_KE"/>
-        </w:rPr>
-      </w:r>
-    </w:p>
-    <w:p>
-      <w:pPr>
-        <w:pStyle w:val="Heading2"/>
-      </w:pPr>
-      <w:r>
-        <w:rPr>
-          <w:lang w:val="sw_KE" w:bidi="sw_KE"/>
-        </w:rPr>
-        <w:t>pepo mbaya</w:t>
-      </w:r>
-      <w:r>
-        <w:rPr>
-          <w:lang w:val="sw_KE" w:bidi="sw_KE"/>
-        </w:rPr>
-      </w:r>
-    </w:p>
-    <w:p>
-      <w:pPr/>
-      <w:r>
-        <w:rPr>
-          <w:lang w:val="sw_KE" w:bidi="sw_KE"/>
-        </w:rPr>
-      </w:r>
-      <w:r>
-        <w:rPr>
-          <w:lang w:val="sw_KE" w:bidi="sw_KE"/>
-        </w:rPr>
-        <w:t xml:space="preserve">Misemo </w:t>
-      </w:r>
-      <w:hyperlink r:id="rId13">
-        <w:r>
-          <w:rPr>
-            <w:lang w:val="sw_KE" w:bidi="sw_KE"/>
-          </w:rPr>
-          <w:rPr>
-            <w:color w:val="0000EE"/>
-            <w:u w:val="single"/>
-          </w:rPr>
-          <w:t>pepo</w:t>
-        </w:r>
-      </w:hyperlink>
-      <w:r>
-        <w:rPr>
-          <w:lang w:val="sw_KE" w:bidi="sw_KE"/>
-        </w:rPr>
-        <w:t xml:space="preserve">, </w:t>
-      </w:r>
-      <w:r>
-        <w:rPr>
-          <w:b/>
-          <w:lang w:val="sw_KE" w:bidi="sw_KE"/>
-        </w:rPr>
-        <w:t>pepo wabaya</w:t>
-      </w:r>
-      <w:r>
-        <w:rPr>
-          <w:lang w:val="sw_KE" w:bidi="sw_KE"/>
-        </w:rPr>
-        <w:t xml:space="preserve">, au </w:t>
-      </w:r>
-      <w:r>
-        <w:rPr>
-          <w:b/>
-          <w:lang w:val="sw_KE" w:bidi="sw_KE"/>
-        </w:rPr>
-        <w:t>pepo mchafu</w:t>
-      </w:r>
-      <w:r>
-        <w:rPr>
-          <w:lang w:val="sw_KE" w:bidi="sw_KE"/>
-        </w:rPr>
-        <w:t xml:space="preserve"> zinarejelea kitu kimoja. Pepo ni pepo anayemwasi Mungu. Kiongozi wa pepo wote anaitwa </w:t>
-      </w:r>
-      <w:hyperlink r:id="rId26">
-        <w:r>
-          <w:rPr>
-            <w:lang w:val="sw_KE" w:bidi="sw_KE"/>
-          </w:rPr>
-          <w:rPr>
-            <w:color w:val="0000EE"/>
-            <w:u w:val="single"/>
-          </w:rPr>
-          <w:t>Shetani</w:t>
-        </w:r>
-      </w:hyperlink>
-      <w:r>
-        <w:rPr>
-          <w:lang w:val="sw_KE" w:bidi="sw_KE"/>
-        </w:rPr>
-        <w:t xml:space="preserve">, </w:t>
-      </w:r>
-      <w:hyperlink r:id="rId27">
-        <w:r>
-          <w:rPr>
-            <w:lang w:val="sw_KE" w:bidi="sw_KE"/>
-          </w:rPr>
-          <w:rPr>
-            <w:color w:val="0000EE"/>
-            <w:u w:val="single"/>
-          </w:rPr>
-          <w:t>ibilisi</w:t>
-        </w:r>
-      </w:hyperlink>
-      <w:r>
-        <w:rPr>
-          <w:lang w:val="sw_KE" w:bidi="sw_KE"/>
-        </w:rPr>
-        <w:t xml:space="preserve">, au wakati mwingine Beelzebuli. Kwa sababu Mungu ameumba kila kitu kilichopo, Mungu pia aliumba roho hizi. Mungu aliwaumba wazuri, kama </w:t>
-      </w:r>
-      <w:r>
-        <w:rPr>
-          <w:b/>
-          <w:lang w:val="sw_KE" w:bidi="sw_KE"/>
-        </w:rPr>
-        <w:t>malaika</w:t>
-      </w:r>
-      <w:r>
-        <w:rPr>
-          <w:lang w:val="sw_KE" w:bidi="sw_KE"/>
-        </w:rPr>
-        <w:t xml:space="preserve"> ili wafanye kazi yake. Lakini malaika wengine waliasi Mungu, na hawa wakawa pepo wabaya. Pepo hawa wabaya wanajaribu kuangamiza na kudanganya watu.</w:t>
-      </w:r>
-    </w:p>
-    <w:p>
-      <w:pPr/>
-      <w:r>
-        <w:rPr>
-          <w:lang w:val="sw_KE" w:bidi="sw_KE"/>
-        </w:rPr>
-      </w:r>
-      <w:r>
-        <w:rPr>
-          <w:lang w:val="sw_KE" w:bidi="sw_KE"/>
-        </w:rPr>
-        <w:t xml:space="preserve">Pepo wanaweza kuchukua udhibiti wa watu ili watu wawe wagonjwa, au kutenda kwa njia ya ajabu. Wakati pepo anamdhibiti mtu, tunasema kwamba mtu huyo </w:t>
-      </w:r>
-      <w:r>
-        <w:rPr>
-          <w:b/>
-          <w:lang w:val="sw_KE" w:bidi="sw_KE"/>
-        </w:rPr>
-        <w:t>amepagawa na pepo</w:t>
-      </w:r>
-      <w:r>
-        <w:rPr>
-          <w:lang w:val="sw_KE" w:bidi="sw_KE"/>
-        </w:rPr>
-        <w:t xml:space="preserve">. Mtu ambaye alipagawa na pepo angeweza kuwa kiziwi, bubu, au kuwa na ugonjwa unaofanana na mashambulizi ya kifafa. Mtu huyo angeweza kuwa na vurugu sana na kupiga kelele. </w:t>
-      </w:r>
-      <w:r>
-        <w:rPr>
-          <w:b/>
-          <w:lang w:val="sw_KE" w:bidi="sw_KE"/>
-        </w:rPr>
-        <w:t>Wayahudi</w:t>
-      </w:r>
-      <w:r>
-        <w:rPr>
-          <w:lang w:val="sw_KE" w:bidi="sw_KE"/>
-        </w:rPr>
-        <w:t xml:space="preserve"> walijaribu kutoa pepo kutoka kwa watu kwa njia ya mila ambazo zingeweza kudumu muda mrefu. Lakini Yesu aliwafukuza pepo wengi kutoka kwa watu wakati wake duniani, na alifanya hivyo tu kwa kuamuru pepo kuondoka!</w:t>
-      </w:r>
-    </w:p>
-    <w:p>
-      <w:pPr/>
-      <w:r>
-        <w:rPr>
-          <w:lang w:val="sw_KE" w:bidi="sw_KE"/>
-        </w:rPr>
-      </w:r>
-      <w:r>
-        <w:rPr>
-          <w:lang w:val="sw_KE" w:bidi="sw_KE"/>
-        </w:rPr>
-        <w:t xml:space="preserve">Pepo pia wanaweza kuitwa pepo wabaya. Hii inaweka wazi kwamba nia zao ni </w:t>
-      </w:r>
-      <w:hyperlink r:id="rId28">
-        <w:r>
-          <w:rPr>
-            <w:lang w:val="sw_KE" w:bidi="sw_KE"/>
-          </w:rPr>
-          <w:rPr>
-            <w:color w:val="0000EE"/>
-            <w:u w:val="single"/>
-          </w:rPr>
-          <w:t>mbaya</w:t>
-        </w:r>
-      </w:hyperlink>
-      <w:r>
-        <w:rPr>
-          <w:lang w:val="sw_KE" w:bidi="sw_KE"/>
-        </w:rPr>
-        <w:t xml:space="preserve">. Wao wakati mwingine wanaitwa pepo wachafu. Kitu ambacho ni </w:t>
-      </w:r>
-      <w:r>
-        <w:rPr>
-          <w:b/>
-          <w:lang w:val="sw_KE" w:bidi="sw_KE"/>
-        </w:rPr>
-        <w:t>kichafu</w:t>
-      </w:r>
-      <w:r>
-        <w:rPr>
-          <w:lang w:val="sw_KE" w:bidi="sw_KE"/>
-        </w:rPr>
-        <w:t xml:space="preserve"> hakikufaa kwa huduma kwa Mungu.</w:t>
-      </w:r>
-    </w:p>
-    <w:p>
-      <w:pPr/>
-      <w:r>
-        <w:rPr>
-          <w:lang w:val="sw_KE" w:bidi="sw_KE"/>
-        </w:rPr>
-      </w:r>
-      <w:r>
-        <w:rPr>
-          <w:b/>
-          <w:lang w:val="sw_KE" w:bidi="sw_KE"/>
-        </w:rPr>
-        <w:t>Wakati wa kutafsiri "pepo" kuwa mwangalifu kuhusu mambo yafuatayo:</w:t>
-      </w:r>
-    </w:p>
-    <w:p>
-      <w:pPr/>
-      <w:r>
-        <w:rPr>
-          <w:lang w:val="sw_KE" w:bidi="sw_KE"/>
-        </w:rPr>
-      </w:r>
-      <w:r>
-        <w:rPr>
-          <w:lang w:val="sw_KE" w:bidi="sw_KE"/>
-        </w:rPr>
-        <w:t>Pepo si roho za wanadamu ambao wamekufa, ingawa katika tamaduni nyingi wanaweza kujifanya kwamba hivi ndivyo walivyo. Ikiwa unapaswa kutumia neno linalomaanisha roho za watu waliokufa, basi ufahamu kwamba watu watalazimika kujifunza baada ya muda kwamba roho hizi si roho za watu waliokufa, lakini wanajifanya tu kuwa hivyo.</w:t>
-      </w:r>
-      <w:r>
-        <w:rPr>
-          <w:lang w:val="sw_KE" w:bidi="sw_KE"/>
-        </w:rPr>
-      </w:r>
-      <w:r>
-        <w:rPr>
-          <w:lang w:val="sw_KE" w:bidi="sw_KE"/>
-        </w:rPr>
-      </w:r>
-    </w:p>
-    <w:p>
-      <w:pPr/>
-      <w:r>
-        <w:rPr>
-          <w:lang w:val="sw_KE" w:bidi="sw_KE"/>
-        </w:rPr>
-      </w:r>
-    </w:p>
-    <w:p>
-      <w:pPr>
-        <w:pStyle w:val="Heading2"/>
-      </w:pPr>
-      <w:r>
-        <w:rPr>
-          <w:lang w:val="sw_KE" w:bidi="sw_KE"/>
-        </w:rPr>
-        <w:t>picha ya Mungu</w:t>
-      </w:r>
-      <w:r>
-        <w:rPr>
-          <w:lang w:val="sw_KE" w:bidi="sw_KE"/>
-        </w:rPr>
-      </w:r>
-    </w:p>
-    <w:p>
-      <w:pPr/>
-      <w:r>
-        <w:rPr>
-          <w:lang w:val="sw_KE" w:bidi="sw_KE"/>
-        </w:rPr>
-      </w:r>
-      <w:r>
-        <w:rPr>
-          <w:lang w:val="sw_KE" w:bidi="sw_KE"/>
-        </w:rPr>
-        <w:t>Picha ni picha ya kitu. Picha, uchoraji, au sanamu ya mtu ni picha ya mtu. Picha hiyo inatuambia kitu kuhusu kile mtu anaonekana, au tabia yake ni nini.</w:t>
-      </w:r>
-    </w:p>
-    <w:p>
-      <w:pPr/>
-      <w:r>
-        <w:rPr>
-          <w:lang w:val="sw_KE" w:bidi="sw_KE"/>
-        </w:rPr>
-      </w:r>
-      <w:r>
-        <w:rPr>
-          <w:lang w:val="sw_KE" w:bidi="sw_KE"/>
-        </w:rPr>
         <w:t xml:space="preserve">Wakati </w:t>
       </w:r>
-      <w:hyperlink r:id="rId25">
-        <w:r>
-          <w:rPr>
-            <w:lang w:val="sw_KE" w:bidi="sw_KE"/>
-          </w:rPr>
-          <w:rPr>
-            <w:color w:val="0000EE"/>
-            <w:u w:val="single"/>
-          </w:rPr>
-          <w:t>Mungu</w:t>
-        </w:r>
-      </w:hyperlink>
+      <w:r>
+        <w:rPr>
+          <w:lang w:val="sw_KE" w:bidi="sw_KE"/>
+        </w:rPr>
+        <w:t>Mungu</w:t>
+      </w:r>
       <w:r>
         <w:rPr>
           <w:lang w:val="sw_KE" w:bidi="sw_KE"/>
